--- a/gates/design/VLMS_RTM.docx
+++ b/gates/design/VLMS_RTM.docx
@@ -718,8 +718,7 @@
           <w:rFonts w:ascii="Arial" w:hAnsi="Arial"/>
           <w:b w:val="0"/>
           <w:i/>
-          <w:color w:val="6B7280"/>
-          <w:sz w:val="20"/>
+          <w:sz w:val="22"/>
         </w:rPr>
         <w:t>Satisfies: ISO/IEC/IEEE 29148:2018 (traceability). Every BR traces forward to design and test; every NFR traces back to source.</w:t>
       </w:r>
@@ -748,7 +747,7 @@
       <w:tr>
         <w:tc>
           <w:tcPr>
-            <w:tcW w:type="dxa" w:w="1600"/>
+            <w:tcW w:type="dxa" w:w="1500"/>
             <w:shd w:val="clear" w:color="auto" w:fill="374151"/>
           </w:tcPr>
           <w:p>
@@ -768,7 +767,7 @@
         </w:tc>
         <w:tc>
           <w:tcPr>
-            <w:tcW w:type="dxa" w:w="1600"/>
+            <w:tcW w:type="dxa" w:w="1900"/>
             <w:shd w:val="clear" w:color="auto" w:fill="374151"/>
           </w:tcPr>
           <w:p>
@@ -808,7 +807,7 @@
         </w:tc>
         <w:tc>
           <w:tcPr>
-            <w:tcW w:type="dxa" w:w="1400"/>
+            <w:tcW w:type="dxa" w:w="1200"/>
             <w:shd w:val="clear" w:color="auto" w:fill="374151"/>
           </w:tcPr>
           <w:p>
@@ -850,7 +849,7 @@
       <w:tr>
         <w:tc>
           <w:tcPr>
-            <w:tcW w:type="dxa" w:w="1600"/>
+            <w:tcW w:type="dxa" w:w="1500"/>
             <w:shd w:val="clear" w:color="auto" w:fill="F3F4F6"/>
           </w:tcPr>
           <w:p>
@@ -868,7 +867,7 @@
         </w:tc>
         <w:tc>
           <w:tcPr>
-            <w:tcW w:type="dxa" w:w="1600"/>
+            <w:tcW w:type="dxa" w:w="1900"/>
             <w:shd w:val="clear" w:color="auto" w:fill="F3F4F6"/>
           </w:tcPr>
           <w:p>
@@ -904,7 +903,7 @@
         </w:tc>
         <w:tc>
           <w:tcPr>
-            <w:tcW w:type="dxa" w:w="1400"/>
+            <w:tcW w:type="dxa" w:w="1200"/>
             <w:shd w:val="clear" w:color="auto" w:fill="F3F4F6"/>
           </w:tcPr>
           <w:p>
@@ -942,7 +941,7 @@
       <w:tr>
         <w:tc>
           <w:tcPr>
-            <w:tcW w:type="dxa" w:w="1600"/>
+            <w:tcW w:type="dxa" w:w="1500"/>
             <w:shd w:val="clear" w:color="auto" w:fill="FFFFFF"/>
           </w:tcPr>
           <w:p>
@@ -960,7 +959,7 @@
         </w:tc>
         <w:tc>
           <w:tcPr>
-            <w:tcW w:type="dxa" w:w="1600"/>
+            <w:tcW w:type="dxa" w:w="1900"/>
             <w:shd w:val="clear" w:color="auto" w:fill="FFFFFF"/>
           </w:tcPr>
           <w:p>
@@ -996,7 +995,7 @@
         </w:tc>
         <w:tc>
           <w:tcPr>
-            <w:tcW w:type="dxa" w:w="1400"/>
+            <w:tcW w:type="dxa" w:w="1200"/>
             <w:shd w:val="clear" w:color="auto" w:fill="FFFFFF"/>
           </w:tcPr>
           <w:p>
@@ -1034,7 +1033,7 @@
       <w:tr>
         <w:tc>
           <w:tcPr>
-            <w:tcW w:type="dxa" w:w="1600"/>
+            <w:tcW w:type="dxa" w:w="1500"/>
             <w:shd w:val="clear" w:color="auto" w:fill="F3F4F6"/>
           </w:tcPr>
           <w:p>
@@ -1052,7 +1051,7 @@
         </w:tc>
         <w:tc>
           <w:tcPr>
-            <w:tcW w:type="dxa" w:w="1600"/>
+            <w:tcW w:type="dxa" w:w="1900"/>
             <w:shd w:val="clear" w:color="auto" w:fill="F3F4F6"/>
           </w:tcPr>
           <w:p>
@@ -1088,7 +1087,7 @@
         </w:tc>
         <w:tc>
           <w:tcPr>
-            <w:tcW w:type="dxa" w:w="1400"/>
+            <w:tcW w:type="dxa" w:w="1200"/>
             <w:shd w:val="clear" w:color="auto" w:fill="F3F4F6"/>
           </w:tcPr>
           <w:p>
@@ -1126,7 +1125,7 @@
       <w:tr>
         <w:tc>
           <w:tcPr>
-            <w:tcW w:type="dxa" w:w="1600"/>
+            <w:tcW w:type="dxa" w:w="1500"/>
             <w:shd w:val="clear" w:color="auto" w:fill="FFFFFF"/>
           </w:tcPr>
           <w:p>
@@ -1144,7 +1143,7 @@
         </w:tc>
         <w:tc>
           <w:tcPr>
-            <w:tcW w:type="dxa" w:w="1600"/>
+            <w:tcW w:type="dxa" w:w="1900"/>
             <w:shd w:val="clear" w:color="auto" w:fill="FFFFFF"/>
           </w:tcPr>
           <w:p>
@@ -1180,7 +1179,7 @@
         </w:tc>
         <w:tc>
           <w:tcPr>
-            <w:tcW w:type="dxa" w:w="1400"/>
+            <w:tcW w:type="dxa" w:w="1200"/>
             <w:shd w:val="clear" w:color="auto" w:fill="FFFFFF"/>
           </w:tcPr>
           <w:p>
@@ -1218,7 +1217,7 @@
       <w:tr>
         <w:tc>
           <w:tcPr>
-            <w:tcW w:type="dxa" w:w="1600"/>
+            <w:tcW w:type="dxa" w:w="1500"/>
             <w:shd w:val="clear" w:color="auto" w:fill="F3F4F6"/>
           </w:tcPr>
           <w:p>
@@ -1236,7 +1235,7 @@
         </w:tc>
         <w:tc>
           <w:tcPr>
-            <w:tcW w:type="dxa" w:w="1600"/>
+            <w:tcW w:type="dxa" w:w="1900"/>
             <w:shd w:val="clear" w:color="auto" w:fill="F3F4F6"/>
           </w:tcPr>
           <w:p>
@@ -1272,7 +1271,7 @@
         </w:tc>
         <w:tc>
           <w:tcPr>
-            <w:tcW w:type="dxa" w:w="1400"/>
+            <w:tcW w:type="dxa" w:w="1200"/>
             <w:shd w:val="clear" w:color="auto" w:fill="F3F4F6"/>
           </w:tcPr>
           <w:p>
@@ -1310,7 +1309,7 @@
       <w:tr>
         <w:tc>
           <w:tcPr>
-            <w:tcW w:type="dxa" w:w="1600"/>
+            <w:tcW w:type="dxa" w:w="1500"/>
             <w:shd w:val="clear" w:color="auto" w:fill="FFFFFF"/>
           </w:tcPr>
           <w:p>
@@ -1328,7 +1327,7 @@
         </w:tc>
         <w:tc>
           <w:tcPr>
-            <w:tcW w:type="dxa" w:w="1600"/>
+            <w:tcW w:type="dxa" w:w="1900"/>
             <w:shd w:val="clear" w:color="auto" w:fill="FFFFFF"/>
           </w:tcPr>
           <w:p>
@@ -1364,7 +1363,7 @@
         </w:tc>
         <w:tc>
           <w:tcPr>
-            <w:tcW w:type="dxa" w:w="1400"/>
+            <w:tcW w:type="dxa" w:w="1200"/>
             <w:shd w:val="clear" w:color="auto" w:fill="FFFFFF"/>
           </w:tcPr>
           <w:p>
@@ -1402,7 +1401,7 @@
       <w:tr>
         <w:tc>
           <w:tcPr>
-            <w:tcW w:type="dxa" w:w="1600"/>
+            <w:tcW w:type="dxa" w:w="1500"/>
             <w:shd w:val="clear" w:color="auto" w:fill="F3F4F6"/>
           </w:tcPr>
           <w:p>
@@ -1420,7 +1419,7 @@
         </w:tc>
         <w:tc>
           <w:tcPr>
-            <w:tcW w:type="dxa" w:w="1600"/>
+            <w:tcW w:type="dxa" w:w="1900"/>
             <w:shd w:val="clear" w:color="auto" w:fill="F3F4F6"/>
           </w:tcPr>
           <w:p>
@@ -1456,7 +1455,7 @@
         </w:tc>
         <w:tc>
           <w:tcPr>
-            <w:tcW w:type="dxa" w:w="1400"/>
+            <w:tcW w:type="dxa" w:w="1200"/>
             <w:shd w:val="clear" w:color="auto" w:fill="F3F4F6"/>
           </w:tcPr>
           <w:p>
@@ -1494,7 +1493,7 @@
       <w:tr>
         <w:tc>
           <w:tcPr>
-            <w:tcW w:type="dxa" w:w="1600"/>
+            <w:tcW w:type="dxa" w:w="1500"/>
             <w:shd w:val="clear" w:color="auto" w:fill="FFFFFF"/>
           </w:tcPr>
           <w:p>
@@ -1512,7 +1511,7 @@
         </w:tc>
         <w:tc>
           <w:tcPr>
-            <w:tcW w:type="dxa" w:w="1600"/>
+            <w:tcW w:type="dxa" w:w="1900"/>
             <w:shd w:val="clear" w:color="auto" w:fill="FFFFFF"/>
           </w:tcPr>
           <w:p>
@@ -1548,7 +1547,7 @@
         </w:tc>
         <w:tc>
           <w:tcPr>
-            <w:tcW w:type="dxa" w:w="1400"/>
+            <w:tcW w:type="dxa" w:w="1200"/>
             <w:shd w:val="clear" w:color="auto" w:fill="FFFFFF"/>
           </w:tcPr>
           <w:p>
@@ -1586,7 +1585,7 @@
       <w:tr>
         <w:tc>
           <w:tcPr>
-            <w:tcW w:type="dxa" w:w="1600"/>
+            <w:tcW w:type="dxa" w:w="1500"/>
             <w:shd w:val="clear" w:color="auto" w:fill="F3F4F6"/>
           </w:tcPr>
           <w:p>
@@ -1604,7 +1603,7 @@
         </w:tc>
         <w:tc>
           <w:tcPr>
-            <w:tcW w:type="dxa" w:w="1600"/>
+            <w:tcW w:type="dxa" w:w="1900"/>
             <w:shd w:val="clear" w:color="auto" w:fill="F3F4F6"/>
           </w:tcPr>
           <w:p>
@@ -1640,7 +1639,7 @@
         </w:tc>
         <w:tc>
           <w:tcPr>
-            <w:tcW w:type="dxa" w:w="1400"/>
+            <w:tcW w:type="dxa" w:w="1200"/>
             <w:shd w:val="clear" w:color="auto" w:fill="F3F4F6"/>
           </w:tcPr>
           <w:p>
@@ -1689,8 +1688,7 @@
         <w:rPr>
           <w:rFonts w:ascii="Arial" w:hAnsi="Arial"/>
           <w:b w:val="0"/>
-          <w:i/>
-          <w:color w:val="A83E00"/>
+          <w:i w:val="0"/>
           <w:sz w:val="22"/>
         </w:rPr>
         <w:t>[TBC – owner: Philip] BR-nnn identifiers here are provisional groupings assigned during design to enable traceability; formalise as discrete numbered BR-nnn/FR-nnn entries in requirements/business-requirements.md / functional.md if finer-grained tracking is needed before build (quality/traceability.md).</w:t>

--- a/gates/design/VLMS_RTM.docx
+++ b/gates/design/VLMS_RTM.docx
@@ -201,7 +201,7 @@
                 <w:rFonts w:ascii="Arial" w:hAnsi="Arial"/>
                 <w:sz w:val="20"/>
               </w:rPr>
-              <w:t>1.0</w:t>
+              <w:t>1.1</w:t>
             </w:r>
           </w:p>
         </w:tc>
@@ -670,6 +670,80 @@
           </w:p>
         </w:tc>
       </w:tr>
+      <w:tr>
+        <w:tc>
+          <w:tcPr>
+            <w:tcW w:type="dxa" w:w="1150"/>
+            <w:shd w:val="clear" w:color="auto" w:fill="FFFFFF"/>
+          </w:tcPr>
+          <w:p>
+            <w:pPr>
+              <w:spacing w:after="40" w:before="40"/>
+            </w:pPr>
+            <w:r>
+              <w:rPr>
+                <w:rFonts w:ascii="Arial" w:hAnsi="Arial"/>
+                <w:sz w:val="20"/>
+              </w:rPr>
+              <w:t>1.1</w:t>
+            </w:r>
+          </w:p>
+        </w:tc>
+        <w:tc>
+          <w:tcPr>
+            <w:tcW w:type="dxa" w:w="1500"/>
+            <w:shd w:val="clear" w:color="auto" w:fill="FFFFFF"/>
+          </w:tcPr>
+          <w:p>
+            <w:pPr>
+              <w:spacing w:after="40" w:before="40"/>
+            </w:pPr>
+            <w:r>
+              <w:rPr>
+                <w:rFonts w:ascii="Arial" w:hAnsi="Arial"/>
+                <w:sz w:val="20"/>
+              </w:rPr>
+              <w:t>17 July 2026</w:t>
+            </w:r>
+          </w:p>
+        </w:tc>
+        <w:tc>
+          <w:tcPr>
+            <w:tcW w:type="dxa" w:w="2700"/>
+            <w:shd w:val="clear" w:color="auto" w:fill="FFFFFF"/>
+          </w:tcPr>
+          <w:p>
+            <w:pPr>
+              <w:spacing w:after="40" w:before="40"/>
+            </w:pPr>
+            <w:r>
+              <w:rPr>
+                <w:rFonts w:ascii="Arial" w:hAnsi="Arial"/>
+                <w:sz w:val="20"/>
+              </w:rPr>
+              <w:t>Philip</w:t>
+            </w:r>
+          </w:p>
+        </w:tc>
+        <w:tc>
+          <w:tcPr>
+            <w:tcW w:type="dxa" w:w="3676"/>
+            <w:shd w:val="clear" w:color="auto" w:fill="FFFFFF"/>
+          </w:tcPr>
+          <w:p>
+            <w:pPr>
+              <w:spacing w:after="40" w:before="40"/>
+            </w:pPr>
+            <w:r>
+              <w:rPr>
+                <w:rFonts w:ascii="Arial" w:hAnsi="Arial"/>
+                <w:sz w:val="20"/>
+              </w:rPr>
+              <w:t>Re-render addressing design-gate review: added NFR-004 row; added TC-011/TC-012/TC-013 to the BR-003/NFR-001 traces; added ADR-0002/ADR-0004 to the NFR-001 design-ref column.</w:t>
+            </w:r>
+          </w:p>
+        </w:tc>
+      </w:tr>
     </w:tbl>
     <w:p>
       <w:pPr>
@@ -767,7 +841,7 @@
         </w:tc>
         <w:tc>
           <w:tcPr>
-            <w:tcW w:type="dxa" w:w="1900"/>
+            <w:tcW w:type="dxa" w:w="2500"/>
             <w:shd w:val="clear" w:color="auto" w:fill="374151"/>
           </w:tcPr>
           <w:p>
@@ -787,7 +861,7 @@
         </w:tc>
         <w:tc>
           <w:tcPr>
-            <w:tcW w:type="dxa" w:w="2900"/>
+            <w:tcW w:type="dxa" w:w="3200"/>
             <w:shd w:val="clear" w:color="auto" w:fill="374151"/>
           </w:tcPr>
           <w:p>
@@ -827,7 +901,7 @@
         </w:tc>
         <w:tc>
           <w:tcPr>
-            <w:tcW w:type="dxa" w:w="1526"/>
+            <w:tcW w:type="dxa" w:w="626"/>
             <w:shd w:val="clear" w:color="auto" w:fill="374151"/>
           </w:tcPr>
           <w:p>
@@ -867,7 +941,7 @@
         </w:tc>
         <w:tc>
           <w:tcPr>
-            <w:tcW w:type="dxa" w:w="1900"/>
+            <w:tcW w:type="dxa" w:w="2500"/>
             <w:shd w:val="clear" w:color="auto" w:fill="F3F4F6"/>
           </w:tcPr>
           <w:p>
@@ -885,7 +959,7 @@
         </w:tc>
         <w:tc>
           <w:tcPr>
-            <w:tcW w:type="dxa" w:w="2900"/>
+            <w:tcW w:type="dxa" w:w="3200"/>
             <w:shd w:val="clear" w:color="auto" w:fill="F3F4F6"/>
           </w:tcPr>
           <w:p>
@@ -921,7 +995,7 @@
         </w:tc>
         <w:tc>
           <w:tcPr>
-            <w:tcW w:type="dxa" w:w="1526"/>
+            <w:tcW w:type="dxa" w:w="626"/>
             <w:shd w:val="clear" w:color="auto" w:fill="F3F4F6"/>
           </w:tcPr>
           <w:p>
@@ -959,7 +1033,7 @@
         </w:tc>
         <w:tc>
           <w:tcPr>
-            <w:tcW w:type="dxa" w:w="1900"/>
+            <w:tcW w:type="dxa" w:w="2500"/>
             <w:shd w:val="clear" w:color="auto" w:fill="FFFFFF"/>
           </w:tcPr>
           <w:p>
@@ -977,7 +1051,7 @@
         </w:tc>
         <w:tc>
           <w:tcPr>
-            <w:tcW w:type="dxa" w:w="2900"/>
+            <w:tcW w:type="dxa" w:w="3200"/>
             <w:shd w:val="clear" w:color="auto" w:fill="FFFFFF"/>
           </w:tcPr>
           <w:p>
@@ -1013,7 +1087,7 @@
         </w:tc>
         <w:tc>
           <w:tcPr>
-            <w:tcW w:type="dxa" w:w="1526"/>
+            <w:tcW w:type="dxa" w:w="626"/>
             <w:shd w:val="clear" w:color="auto" w:fill="FFFFFF"/>
           </w:tcPr>
           <w:p>
@@ -1051,7 +1125,7 @@
         </w:tc>
         <w:tc>
           <w:tcPr>
-            <w:tcW w:type="dxa" w:w="1900"/>
+            <w:tcW w:type="dxa" w:w="2500"/>
             <w:shd w:val="clear" w:color="auto" w:fill="F3F4F6"/>
           </w:tcPr>
           <w:p>
@@ -1063,13 +1137,13 @@
                 <w:rFonts w:ascii="Arial" w:hAnsi="Arial"/>
                 <w:sz w:val="20"/>
               </w:rPr>
-              <w:t>Annual consent, DBS, expiry blocking</w:t>
+              <w:t>FR-001–FR-005: annual consent, DBS, expiry blocking, guardian-link verification, read-audit logging</w:t>
             </w:r>
           </w:p>
         </w:tc>
         <w:tc>
           <w:tcPr>
-            <w:tcW w:type="dxa" w:w="2900"/>
+            <w:tcW w:type="dxa" w:w="3200"/>
             <w:shd w:val="clear" w:color="auto" w:fill="F3F4F6"/>
           </w:tcPr>
           <w:p>
@@ -1081,7 +1155,7 @@
                 <w:rFonts w:ascii="Arial" w:hAnsi="Arial"/>
                 <w:sz w:val="20"/>
               </w:rPr>
-              <w:t>data-design.md (ConsentRecord, DbsCheck); low-level-design.md (ConsentExpiryJob)</w:t>
+              <w:t>data-design.md (ConsentRecord, DbsCheck, StudentGuardianLink, SensitiveDataAccessLog); low-level-design.md (ConsentExpiryJob); ADR-0002, ADR-0004</w:t>
             </w:r>
           </w:p>
         </w:tc>
@@ -1099,13 +1173,13 @@
                 <w:rFonts w:ascii="Arial" w:hAnsi="Arial"/>
                 <w:sz w:val="20"/>
               </w:rPr>
-              <w:t>TC-002, TC-009</w:t>
+              <w:t>TC-002, TC-009, TC-011, TC-012, TC-013</w:t>
             </w:r>
           </w:p>
         </w:tc>
         <w:tc>
           <w:tcPr>
-            <w:tcW w:type="dxa" w:w="1526"/>
+            <w:tcW w:type="dxa" w:w="626"/>
             <w:shd w:val="clear" w:color="auto" w:fill="F3F4F6"/>
           </w:tcPr>
           <w:p>
@@ -1143,7 +1217,7 @@
         </w:tc>
         <w:tc>
           <w:tcPr>
-            <w:tcW w:type="dxa" w:w="1900"/>
+            <w:tcW w:type="dxa" w:w="2500"/>
             <w:shd w:val="clear" w:color="auto" w:fill="FFFFFF"/>
           </w:tcPr>
           <w:p>
@@ -1161,7 +1235,7 @@
         </w:tc>
         <w:tc>
           <w:tcPr>
-            <w:tcW w:type="dxa" w:w="2900"/>
+            <w:tcW w:type="dxa" w:w="3200"/>
             <w:shd w:val="clear" w:color="auto" w:fill="FFFFFF"/>
           </w:tcPr>
           <w:p>
@@ -1197,7 +1271,7 @@
         </w:tc>
         <w:tc>
           <w:tcPr>
-            <w:tcW w:type="dxa" w:w="1526"/>
+            <w:tcW w:type="dxa" w:w="626"/>
             <w:shd w:val="clear" w:color="auto" w:fill="FFFFFF"/>
           </w:tcPr>
           <w:p>
@@ -1235,7 +1309,7 @@
         </w:tc>
         <w:tc>
           <w:tcPr>
-            <w:tcW w:type="dxa" w:w="1900"/>
+            <w:tcW w:type="dxa" w:w="2500"/>
             <w:shd w:val="clear" w:color="auto" w:fill="F3F4F6"/>
           </w:tcPr>
           <w:p>
@@ -1253,7 +1327,7 @@
         </w:tc>
         <w:tc>
           <w:tcPr>
-            <w:tcW w:type="dxa" w:w="2900"/>
+            <w:tcW w:type="dxa" w:w="3200"/>
             <w:shd w:val="clear" w:color="auto" w:fill="F3F4F6"/>
           </w:tcPr>
           <w:p>
@@ -1283,13 +1357,13 @@
                 <w:rFonts w:ascii="Arial" w:hAnsi="Arial"/>
                 <w:sz w:val="20"/>
               </w:rPr>
-              <w:t>TC-006</w:t>
+              <w:t>TC-006, TC-013</w:t>
             </w:r>
           </w:p>
         </w:tc>
         <w:tc>
           <w:tcPr>
-            <w:tcW w:type="dxa" w:w="1526"/>
+            <w:tcW w:type="dxa" w:w="626"/>
             <w:shd w:val="clear" w:color="auto" w:fill="F3F4F6"/>
           </w:tcPr>
           <w:p>
@@ -1327,7 +1401,7 @@
         </w:tc>
         <w:tc>
           <w:tcPr>
-            <w:tcW w:type="dxa" w:w="1900"/>
+            <w:tcW w:type="dxa" w:w="2500"/>
             <w:shd w:val="clear" w:color="auto" w:fill="FFFFFF"/>
           </w:tcPr>
           <w:p>
@@ -1345,7 +1419,7 @@
         </w:tc>
         <w:tc>
           <w:tcPr>
-            <w:tcW w:type="dxa" w:w="2900"/>
+            <w:tcW w:type="dxa" w:w="3200"/>
             <w:shd w:val="clear" w:color="auto" w:fill="FFFFFF"/>
           </w:tcPr>
           <w:p>
@@ -1381,7 +1455,7 @@
         </w:tc>
         <w:tc>
           <w:tcPr>
-            <w:tcW w:type="dxa" w:w="1526"/>
+            <w:tcW w:type="dxa" w:w="626"/>
             <w:shd w:val="clear" w:color="auto" w:fill="FFFFFF"/>
           </w:tcPr>
           <w:p>
@@ -1419,7 +1493,7 @@
         </w:tc>
         <w:tc>
           <w:tcPr>
-            <w:tcW w:type="dxa" w:w="1900"/>
+            <w:tcW w:type="dxa" w:w="2500"/>
             <w:shd w:val="clear" w:color="auto" w:fill="F3F4F6"/>
           </w:tcPr>
           <w:p>
@@ -1431,13 +1505,13 @@
                 <w:rFonts w:ascii="Arial" w:hAnsi="Arial"/>
                 <w:sz w:val="20"/>
               </w:rPr>
-              <w:t>Role-based + resource-based authorization, DBS/consent masking</w:t>
+              <w:t>Role-based + resource-based authorization, DBS/consent masking, read audit log</w:t>
             </w:r>
           </w:p>
         </w:tc>
         <w:tc>
           <w:tcPr>
-            <w:tcW w:type="dxa" w:w="2900"/>
+            <w:tcW w:type="dxa" w:w="3200"/>
             <w:shd w:val="clear" w:color="auto" w:fill="F3F4F6"/>
           </w:tcPr>
           <w:p>
@@ -1449,7 +1523,7 @@
                 <w:rFonts w:ascii="Arial" w:hAnsi="Arial"/>
                 <w:sz w:val="20"/>
               </w:rPr>
-              <w:t>low-level-design.md (authorization model)</w:t>
+              <w:t>low-level-design.md (authorization model); ADR-0002; ADR-0004</w:t>
             </w:r>
           </w:p>
         </w:tc>
@@ -1467,13 +1541,13 @@
                 <w:rFonts w:ascii="Arial" w:hAnsi="Arial"/>
                 <w:sz w:val="20"/>
               </w:rPr>
-              <w:t>TC-006, TC-007, TC-008</w:t>
+              <w:t>TC-006, TC-007, TC-008, TC-011</w:t>
             </w:r>
           </w:p>
         </w:tc>
         <w:tc>
           <w:tcPr>
-            <w:tcW w:type="dxa" w:w="1526"/>
+            <w:tcW w:type="dxa" w:w="626"/>
             <w:shd w:val="clear" w:color="auto" w:fill="F3F4F6"/>
           </w:tcPr>
           <w:p>
@@ -1511,7 +1585,7 @@
         </w:tc>
         <w:tc>
           <w:tcPr>
-            <w:tcW w:type="dxa" w:w="1900"/>
+            <w:tcW w:type="dxa" w:w="2500"/>
             <w:shd w:val="clear" w:color="auto" w:fill="FFFFFF"/>
           </w:tcPr>
           <w:p>
@@ -1529,7 +1603,7 @@
         </w:tc>
         <w:tc>
           <w:tcPr>
-            <w:tcW w:type="dxa" w:w="2900"/>
+            <w:tcW w:type="dxa" w:w="3200"/>
             <w:shd w:val="clear" w:color="auto" w:fill="FFFFFF"/>
           </w:tcPr>
           <w:p>
@@ -1541,7 +1615,7 @@
                 <w:rFonts w:ascii="Arial" w:hAnsi="Arial"/>
                 <w:sz w:val="20"/>
               </w:rPr>
-              <w:t>(applies across UI)</w:t>
+              <w:t>— (applies across UI)</w:t>
             </w:r>
           </w:p>
         </w:tc>
@@ -1559,13 +1633,13 @@
                 <w:rFonts w:ascii="Arial" w:hAnsi="Arial"/>
                 <w:sz w:val="20"/>
               </w:rPr>
-              <w:t>Accessibility test pass</w:t>
+              <w:t>(accessibility test pass)</w:t>
             </w:r>
           </w:p>
         </w:tc>
         <w:tc>
           <w:tcPr>
-            <w:tcW w:type="dxa" w:w="1526"/>
+            <w:tcW w:type="dxa" w:w="626"/>
             <w:shd w:val="clear" w:color="auto" w:fill="FFFFFF"/>
           </w:tcPr>
           <w:p>
@@ -1603,7 +1677,7 @@
         </w:tc>
         <w:tc>
           <w:tcPr>
-            <w:tcW w:type="dxa" w:w="1900"/>
+            <w:tcW w:type="dxa" w:w="2500"/>
             <w:shd w:val="clear" w:color="auto" w:fill="F3F4F6"/>
           </w:tcPr>
           <w:p>
@@ -1621,7 +1695,7 @@
         </w:tc>
         <w:tc>
           <w:tcPr>
-            <w:tcW w:type="dxa" w:w="2900"/>
+            <w:tcW w:type="dxa" w:w="3200"/>
             <w:shd w:val="clear" w:color="auto" w:fill="F3F4F6"/>
           </w:tcPr>
           <w:p>
@@ -1633,7 +1707,7 @@
                 <w:rFonts w:ascii="Arial" w:hAnsi="Arial"/>
                 <w:sz w:val="20"/>
               </w:rPr>
-              <w:t>adr/0001-technology-stack.md (App Service tier)</w:t>
+              <w:t>ADR-0001 (App Service tier)</w:t>
             </w:r>
           </w:p>
         </w:tc>
@@ -1657,7 +1731,7 @@
         </w:tc>
         <w:tc>
           <w:tcPr>
-            <w:tcW w:type="dxa" w:w="1526"/>
+            <w:tcW w:type="dxa" w:w="626"/>
             <w:shd w:val="clear" w:color="auto" w:fill="F3F4F6"/>
           </w:tcPr>
           <w:p>
@@ -1670,6 +1744,98 @@
                 <w:sz w:val="20"/>
               </w:rPr>
               <w:t>Accepted, not test-gated</w:t>
+            </w:r>
+          </w:p>
+        </w:tc>
+      </w:tr>
+      <w:tr>
+        <w:tc>
+          <w:tcPr>
+            <w:tcW w:type="dxa" w:w="1500"/>
+            <w:shd w:val="clear" w:color="auto" w:fill="FFFFFF"/>
+          </w:tcPr>
+          <w:p>
+            <w:pPr>
+              <w:spacing w:after="40" w:before="40"/>
+            </w:pPr>
+            <w:r>
+              <w:rPr>
+                <w:rFonts w:ascii="Arial" w:hAnsi="Arial"/>
+                <w:sz w:val="20"/>
+              </w:rPr>
+              <w:t>NFR-004 Compatibility (new)</w:t>
+            </w:r>
+          </w:p>
+        </w:tc>
+        <w:tc>
+          <w:tcPr>
+            <w:tcW w:type="dxa" w:w="2500"/>
+            <w:shd w:val="clear" w:color="auto" w:fill="FFFFFF"/>
+          </w:tcPr>
+          <w:p>
+            <w:pPr>
+              <w:spacing w:after="40" w:before="40"/>
+            </w:pPr>
+            <w:r>
+              <w:rPr>
+                <w:rFonts w:ascii="Arial" w:hAnsi="Arial"/>
+                <w:sz w:val="20"/>
+              </w:rPr>
+              <w:t>Named browser/OS/PWA target</w:t>
+            </w:r>
+          </w:p>
+        </w:tc>
+        <w:tc>
+          <w:tcPr>
+            <w:tcW w:type="dxa" w:w="3200"/>
+            <w:shd w:val="clear" w:color="auto" w:fill="FFFFFF"/>
+          </w:tcPr>
+          <w:p>
+            <w:pPr>
+              <w:spacing w:after="40" w:before="40"/>
+            </w:pPr>
+            <w:r>
+              <w:rPr>
+                <w:rFonts w:ascii="Arial" w:hAnsi="Arial"/>
+                <w:sz w:val="20"/>
+              </w:rPr>
+              <w:t>ADR-0001 (Blazor)</w:t>
+            </w:r>
+          </w:p>
+        </w:tc>
+        <w:tc>
+          <w:tcPr>
+            <w:tcW w:type="dxa" w:w="1200"/>
+            <w:shd w:val="clear" w:color="auto" w:fill="FFFFFF"/>
+          </w:tcPr>
+          <w:p>
+            <w:pPr>
+              <w:spacing w:after="40" w:before="40"/>
+            </w:pPr>
+            <w:r>
+              <w:rPr>
+                <w:rFonts w:ascii="Arial" w:hAnsi="Arial"/>
+                <w:sz w:val="20"/>
+              </w:rPr>
+              <w:t>—</w:t>
+            </w:r>
+          </w:p>
+        </w:tc>
+        <w:tc>
+          <w:tcPr>
+            <w:tcW w:type="dxa" w:w="626"/>
+            <w:shd w:val="clear" w:color="auto" w:fill="FFFFFF"/>
+          </w:tcPr>
+          <w:p>
+            <w:pPr>
+              <w:spacing w:after="40" w:before="40"/>
+            </w:pPr>
+            <w:r>
+              <w:rPr>
+                <w:rFonts w:ascii="Arial" w:hAnsi="Arial"/>
+                <w:sz w:val="20"/>
+              </w:rPr>
+              <w:t>Accepted, not test-gated at design gate</w:t>
             </w:r>
           </w:p>
         </w:tc>
@@ -1688,10 +1854,10 @@
         <w:rPr>
           <w:rFonts w:ascii="Arial" w:hAnsi="Arial"/>
           <w:b w:val="0"/>
-          <w:i w:val="0"/>
+          <w:i/>
           <w:sz w:val="22"/>
         </w:rPr>
-        <w:t>[TBC – owner: Philip] BR-nnn identifiers here are provisional groupings assigned during design to enable traceability; formalise as discrete numbered BR-nnn/FR-nnn entries in requirements/business-requirements.md / functional.md if finer-grained tracking is needed before build (quality/traceability.md).</w:t>
+        <w:t>Note: BR-nnn identifiers here are provisional groupings assigned during design to enable traceability; formalise as discrete numbered BR-nnn/FR-nnn entries in requirements/business-requirements.md / functional.md if finer-grained tracking is needed before build.</w:t>
       </w:r>
     </w:p>
     <w:sectPr>

--- a/gates/design/VLMS_RTM.docx
+++ b/gates/design/VLMS_RTM.docx
@@ -201,7 +201,7 @@
                 <w:rFonts w:ascii="Arial" w:hAnsi="Arial"/>
                 <w:sz w:val="20"/>
               </w:rPr>
-              <w:t>1.1</w:t>
+              <w:t>1.2</w:t>
             </w:r>
           </w:p>
         </w:tc>
@@ -744,6 +744,80 @@
           </w:p>
         </w:tc>
       </w:tr>
+      <w:tr>
+        <w:tc>
+          <w:tcPr>
+            <w:tcW w:type="dxa" w:w="1150"/>
+            <w:shd w:val="clear" w:color="auto" w:fill="F3F4F6"/>
+          </w:tcPr>
+          <w:p>
+            <w:pPr>
+              <w:spacing w:after="40" w:before="40"/>
+            </w:pPr>
+            <w:r>
+              <w:rPr>
+                <w:rFonts w:ascii="Arial" w:hAnsi="Arial"/>
+                <w:sz w:val="20"/>
+              </w:rPr>
+              <w:t>1.2</w:t>
+            </w:r>
+          </w:p>
+        </w:tc>
+        <w:tc>
+          <w:tcPr>
+            <w:tcW w:type="dxa" w:w="1500"/>
+            <w:shd w:val="clear" w:color="auto" w:fill="F3F4F6"/>
+          </w:tcPr>
+          <w:p>
+            <w:pPr>
+              <w:spacing w:after="40" w:before="40"/>
+            </w:pPr>
+            <w:r>
+              <w:rPr>
+                <w:rFonts w:ascii="Arial" w:hAnsi="Arial"/>
+                <w:sz w:val="20"/>
+              </w:rPr>
+              <w:t>17 July 2026</w:t>
+            </w:r>
+          </w:p>
+        </w:tc>
+        <w:tc>
+          <w:tcPr>
+            <w:tcW w:type="dxa" w:w="2700"/>
+            <w:shd w:val="clear" w:color="auto" w:fill="F3F4F6"/>
+          </w:tcPr>
+          <w:p>
+            <w:pPr>
+              <w:spacing w:after="40" w:before="40"/>
+            </w:pPr>
+            <w:r>
+              <w:rPr>
+                <w:rFonts w:ascii="Arial" w:hAnsi="Arial"/>
+                <w:sz w:val="20"/>
+              </w:rPr>
+              <w:t>Philip</w:t>
+            </w:r>
+          </w:p>
+        </w:tc>
+        <w:tc>
+          <w:tcPr>
+            <w:tcW w:type="dxa" w:w="3676"/>
+            <w:shd w:val="clear" w:color="auto" w:fill="F3F4F6"/>
+          </w:tcPr>
+          <w:p>
+            <w:pPr>
+              <w:spacing w:after="40" w:before="40"/>
+            </w:pPr>
+            <w:r>
+              <w:rPr>
+                <w:rFonts w:ascii="Arial" w:hAnsi="Arial"/>
+                <w:sz w:val="20"/>
+              </w:rPr>
+              <w:t>Re-render addressing second design-gate review: BR-003 and NFR-001 design-ref columns updated to name ConsentSensitiveDetails and the DbCommandInterceptor mechanism (not the superseded column-masking description); TC-014 added to the BR-003 and NFR-001 traces.</w:t>
+            </w:r>
+          </w:p>
+        </w:tc>
+      </w:tr>
     </w:tbl>
     <w:p>
       <w:pPr>
@@ -785,7 +859,7 @@
     </w:p>
     <w:p>
       <w:pPr>
-        <w:spacing w:after="200" w:before="0"/>
+        <w:spacing w:after="120" w:before="0"/>
       </w:pPr>
       <w:r>
         <w:rPr>
@@ -795,6 +869,20 @@
           <w:sz w:val="22"/>
         </w:rPr>
         <w:t>Satisfies: ISO/IEC/IEEE 29148:2018 (traceability). Every BR traces forward to design and test; every NFR traces back to source.</w:t>
+      </w:r>
+    </w:p>
+    <w:p>
+      <w:pPr>
+        <w:spacing w:after="120" w:before="0"/>
+      </w:pPr>
+      <w:r>
+        <w:rPr>
+          <w:rFonts w:ascii="Arial" w:hAnsi="Arial"/>
+          <w:b w:val="0"/>
+          <w:i w:val="0"/>
+          <w:sz w:val="22"/>
+        </w:rPr>
+        <w:t>Note: BR-nnn identifiers here are provisional groupings assigned during design to enable traceability; formalise as discrete numbered BR-nnn/FR-nnn entries in requirements/business-requirements.md / functional.md if finer-grained tracking is needed before build.</w:t>
       </w:r>
     </w:p>
     <w:tbl>
@@ -821,7 +909,7 @@
       <w:tr>
         <w:tc>
           <w:tcPr>
-            <w:tcW w:type="dxa" w:w="1500"/>
+            <w:tcW w:type="dxa" w:w="1421"/>
             <w:shd w:val="clear" w:color="auto" w:fill="374151"/>
           </w:tcPr>
           <w:p>
@@ -841,7 +929,7 @@
         </w:tc>
         <w:tc>
           <w:tcPr>
-            <w:tcW w:type="dxa" w:w="2500"/>
+            <w:tcW w:type="dxa" w:w="2558"/>
             <w:shd w:val="clear" w:color="auto" w:fill="374151"/>
           </w:tcPr>
           <w:p>
@@ -861,7 +949,7 @@
         </w:tc>
         <w:tc>
           <w:tcPr>
-            <w:tcW w:type="dxa" w:w="3200"/>
+            <w:tcW w:type="dxa" w:w="2772"/>
             <w:shd w:val="clear" w:color="auto" w:fill="374151"/>
           </w:tcPr>
           <w:p>
@@ -881,7 +969,7 @@
         </w:tc>
         <w:tc>
           <w:tcPr>
-            <w:tcW w:type="dxa" w:w="1200"/>
+            <w:tcW w:type="dxa" w:w="1421"/>
             <w:shd w:val="clear" w:color="auto" w:fill="374151"/>
           </w:tcPr>
           <w:p>
@@ -901,7 +989,7 @@
         </w:tc>
         <w:tc>
           <w:tcPr>
-            <w:tcW w:type="dxa" w:w="626"/>
+            <w:tcW w:type="dxa" w:w="854"/>
             <w:shd w:val="clear" w:color="auto" w:fill="374151"/>
           </w:tcPr>
           <w:p>
@@ -923,7 +1011,7 @@
       <w:tr>
         <w:tc>
           <w:tcPr>
-            <w:tcW w:type="dxa" w:w="1500"/>
+            <w:tcW w:type="dxa" w:w="1421"/>
             <w:shd w:val="clear" w:color="auto" w:fill="F3F4F6"/>
           </w:tcPr>
           <w:p>
@@ -941,7 +1029,7 @@
         </w:tc>
         <w:tc>
           <w:tcPr>
-            <w:tcW w:type="dxa" w:w="2500"/>
+            <w:tcW w:type="dxa" w:w="2558"/>
             <w:shd w:val="clear" w:color="auto" w:fill="F3F4F6"/>
           </w:tcPr>
           <w:p>
@@ -959,7 +1047,7 @@
         </w:tc>
         <w:tc>
           <w:tcPr>
-            <w:tcW w:type="dxa" w:w="3200"/>
+            <w:tcW w:type="dxa" w:w="2772"/>
             <w:shd w:val="clear" w:color="auto" w:fill="F3F4F6"/>
           </w:tcPr>
           <w:p>
@@ -977,7 +1065,7 @@
         </w:tc>
         <w:tc>
           <w:tcPr>
-            <w:tcW w:type="dxa" w:w="1200"/>
+            <w:tcW w:type="dxa" w:w="1421"/>
             <w:shd w:val="clear" w:color="auto" w:fill="F3F4F6"/>
           </w:tcPr>
           <w:p>
@@ -995,7 +1083,7 @@
         </w:tc>
         <w:tc>
           <w:tcPr>
-            <w:tcW w:type="dxa" w:w="626"/>
+            <w:tcW w:type="dxa" w:w="854"/>
             <w:shd w:val="clear" w:color="auto" w:fill="F3F4F6"/>
           </w:tcPr>
           <w:p>
@@ -1015,7 +1103,7 @@
       <w:tr>
         <w:tc>
           <w:tcPr>
-            <w:tcW w:type="dxa" w:w="1500"/>
+            <w:tcW w:type="dxa" w:w="1421"/>
             <w:shd w:val="clear" w:color="auto" w:fill="FFFFFF"/>
           </w:tcPr>
           <w:p>
@@ -1033,7 +1121,7 @@
         </w:tc>
         <w:tc>
           <w:tcPr>
-            <w:tcW w:type="dxa" w:w="2500"/>
+            <w:tcW w:type="dxa" w:w="2558"/>
             <w:shd w:val="clear" w:color="auto" w:fill="FFFFFF"/>
           </w:tcPr>
           <w:p>
@@ -1051,7 +1139,7 @@
         </w:tc>
         <w:tc>
           <w:tcPr>
-            <w:tcW w:type="dxa" w:w="3200"/>
+            <w:tcW w:type="dxa" w:w="2772"/>
             <w:shd w:val="clear" w:color="auto" w:fill="FFFFFF"/>
           </w:tcPr>
           <w:p>
@@ -1069,7 +1157,7 @@
         </w:tc>
         <w:tc>
           <w:tcPr>
-            <w:tcW w:type="dxa" w:w="1200"/>
+            <w:tcW w:type="dxa" w:w="1421"/>
             <w:shd w:val="clear" w:color="auto" w:fill="FFFFFF"/>
           </w:tcPr>
           <w:p>
@@ -1087,7 +1175,7 @@
         </w:tc>
         <w:tc>
           <w:tcPr>
-            <w:tcW w:type="dxa" w:w="626"/>
+            <w:tcW w:type="dxa" w:w="854"/>
             <w:shd w:val="clear" w:color="auto" w:fill="FFFFFF"/>
           </w:tcPr>
           <w:p>
@@ -1107,7 +1195,7 @@
       <w:tr>
         <w:tc>
           <w:tcPr>
-            <w:tcW w:type="dxa" w:w="1500"/>
+            <w:tcW w:type="dxa" w:w="1421"/>
             <w:shd w:val="clear" w:color="auto" w:fill="F3F4F6"/>
           </w:tcPr>
           <w:p>
@@ -1125,7 +1213,7 @@
         </w:tc>
         <w:tc>
           <w:tcPr>
-            <w:tcW w:type="dxa" w:w="2500"/>
+            <w:tcW w:type="dxa" w:w="2558"/>
             <w:shd w:val="clear" w:color="auto" w:fill="F3F4F6"/>
           </w:tcPr>
           <w:p>
@@ -1137,13 +1225,13 @@
                 <w:rFonts w:ascii="Arial" w:hAnsi="Arial"/>
                 <w:sz w:val="20"/>
               </w:rPr>
-              <w:t>FR-001–FR-005: annual consent, DBS, expiry blocking, guardian-link verification, read-audit logging</w:t>
+              <w:t>FR-001-FR-005: annual consent, DBS, expiry blocking, guardian-link verification, read-audit logging</w:t>
             </w:r>
           </w:p>
         </w:tc>
         <w:tc>
           <w:tcPr>
-            <w:tcW w:type="dxa" w:w="3200"/>
+            <w:tcW w:type="dxa" w:w="2772"/>
             <w:shd w:val="clear" w:color="auto" w:fill="F3F4F6"/>
           </w:tcPr>
           <w:p>
@@ -1155,13 +1243,13 @@
                 <w:rFonts w:ascii="Arial" w:hAnsi="Arial"/>
                 <w:sz w:val="20"/>
               </w:rPr>
-              <w:t>data-design.md (ConsentRecord, DbsCheck, StudentGuardianLink, SensitiveDataAccessLog); low-level-design.md (ConsentExpiryJob); ADR-0002, ADR-0004</w:t>
+              <w:t>data-design.md (ConsentRecord, ConsentSensitiveDetails, DbsCheck, StudentGuardianLink, SensitiveDataAccessLog); low-level-design.md (ConsentExpiryJob, DbCommandInterceptor); ADR-0002, ADR-0004</w:t>
             </w:r>
           </w:p>
         </w:tc>
         <w:tc>
           <w:tcPr>
-            <w:tcW w:type="dxa" w:w="1200"/>
+            <w:tcW w:type="dxa" w:w="1421"/>
             <w:shd w:val="clear" w:color="auto" w:fill="F3F4F6"/>
           </w:tcPr>
           <w:p>
@@ -1173,13 +1261,13 @@
                 <w:rFonts w:ascii="Arial" w:hAnsi="Arial"/>
                 <w:sz w:val="20"/>
               </w:rPr>
-              <w:t>TC-002, TC-009, TC-011, TC-012, TC-013</w:t>
+              <w:t>TC-002, TC-009, TC-011, TC-012, TC-013, TC-014</w:t>
             </w:r>
           </w:p>
         </w:tc>
         <w:tc>
           <w:tcPr>
-            <w:tcW w:type="dxa" w:w="626"/>
+            <w:tcW w:type="dxa" w:w="854"/>
             <w:shd w:val="clear" w:color="auto" w:fill="F3F4F6"/>
           </w:tcPr>
           <w:p>
@@ -1199,7 +1287,7 @@
       <w:tr>
         <w:tc>
           <w:tcPr>
-            <w:tcW w:type="dxa" w:w="1500"/>
+            <w:tcW w:type="dxa" w:w="1421"/>
             <w:shd w:val="clear" w:color="auto" w:fill="FFFFFF"/>
           </w:tcPr>
           <w:p>
@@ -1217,7 +1305,7 @@
         </w:tc>
         <w:tc>
           <w:tcPr>
-            <w:tcW w:type="dxa" w:w="2500"/>
+            <w:tcW w:type="dxa" w:w="2558"/>
             <w:shd w:val="clear" w:color="auto" w:fill="FFFFFF"/>
           </w:tcPr>
           <w:p>
@@ -1235,7 +1323,7 @@
         </w:tc>
         <w:tc>
           <w:tcPr>
-            <w:tcW w:type="dxa" w:w="3200"/>
+            <w:tcW w:type="dxa" w:w="2772"/>
             <w:shd w:val="clear" w:color="auto" w:fill="FFFFFF"/>
           </w:tcPr>
           <w:p>
@@ -1253,7 +1341,7 @@
         </w:tc>
         <w:tc>
           <w:tcPr>
-            <w:tcW w:type="dxa" w:w="1200"/>
+            <w:tcW w:type="dxa" w:w="1421"/>
             <w:shd w:val="clear" w:color="auto" w:fill="FFFFFF"/>
           </w:tcPr>
           <w:p>
@@ -1271,7 +1359,7 @@
         </w:tc>
         <w:tc>
           <w:tcPr>
-            <w:tcW w:type="dxa" w:w="626"/>
+            <w:tcW w:type="dxa" w:w="854"/>
             <w:shd w:val="clear" w:color="auto" w:fill="FFFFFF"/>
           </w:tcPr>
           <w:p>
@@ -1291,7 +1379,7 @@
       <w:tr>
         <w:tc>
           <w:tcPr>
-            <w:tcW w:type="dxa" w:w="1500"/>
+            <w:tcW w:type="dxa" w:w="1421"/>
             <w:shd w:val="clear" w:color="auto" w:fill="F3F4F6"/>
           </w:tcPr>
           <w:p>
@@ -1309,7 +1397,7 @@
         </w:tc>
         <w:tc>
           <w:tcPr>
-            <w:tcW w:type="dxa" w:w="2500"/>
+            <w:tcW w:type="dxa" w:w="2558"/>
             <w:shd w:val="clear" w:color="auto" w:fill="F3F4F6"/>
           </w:tcPr>
           <w:p>
@@ -1327,7 +1415,7 @@
         </w:tc>
         <w:tc>
           <w:tcPr>
-            <w:tcW w:type="dxa" w:w="3200"/>
+            <w:tcW w:type="dxa" w:w="2772"/>
             <w:shd w:val="clear" w:color="auto" w:fill="F3F4F6"/>
           </w:tcPr>
           <w:p>
@@ -1345,7 +1433,7 @@
         </w:tc>
         <w:tc>
           <w:tcPr>
-            <w:tcW w:type="dxa" w:w="1200"/>
+            <w:tcW w:type="dxa" w:w="1421"/>
             <w:shd w:val="clear" w:color="auto" w:fill="F3F4F6"/>
           </w:tcPr>
           <w:p>
@@ -1363,7 +1451,7 @@
         </w:tc>
         <w:tc>
           <w:tcPr>
-            <w:tcW w:type="dxa" w:w="626"/>
+            <w:tcW w:type="dxa" w:w="854"/>
             <w:shd w:val="clear" w:color="auto" w:fill="F3F4F6"/>
           </w:tcPr>
           <w:p>
@@ -1383,7 +1471,7 @@
       <w:tr>
         <w:tc>
           <w:tcPr>
-            <w:tcW w:type="dxa" w:w="1500"/>
+            <w:tcW w:type="dxa" w:w="1421"/>
             <w:shd w:val="clear" w:color="auto" w:fill="FFFFFF"/>
           </w:tcPr>
           <w:p>
@@ -1401,7 +1489,7 @@
         </w:tc>
         <w:tc>
           <w:tcPr>
-            <w:tcW w:type="dxa" w:w="2500"/>
+            <w:tcW w:type="dxa" w:w="2558"/>
             <w:shd w:val="clear" w:color="auto" w:fill="FFFFFF"/>
           </w:tcPr>
           <w:p>
@@ -1419,7 +1507,7 @@
         </w:tc>
         <w:tc>
           <w:tcPr>
-            <w:tcW w:type="dxa" w:w="3200"/>
+            <w:tcW w:type="dxa" w:w="2772"/>
             <w:shd w:val="clear" w:color="auto" w:fill="FFFFFF"/>
           </w:tcPr>
           <w:p>
@@ -1437,7 +1525,7 @@
         </w:tc>
         <w:tc>
           <w:tcPr>
-            <w:tcW w:type="dxa" w:w="1200"/>
+            <w:tcW w:type="dxa" w:w="1421"/>
             <w:shd w:val="clear" w:color="auto" w:fill="FFFFFF"/>
           </w:tcPr>
           <w:p>
@@ -1455,7 +1543,7 @@
         </w:tc>
         <w:tc>
           <w:tcPr>
-            <w:tcW w:type="dxa" w:w="626"/>
+            <w:tcW w:type="dxa" w:w="854"/>
             <w:shd w:val="clear" w:color="auto" w:fill="FFFFFF"/>
           </w:tcPr>
           <w:p>
@@ -1475,7 +1563,7 @@
       <w:tr>
         <w:tc>
           <w:tcPr>
-            <w:tcW w:type="dxa" w:w="1500"/>
+            <w:tcW w:type="dxa" w:w="1421"/>
             <w:shd w:val="clear" w:color="auto" w:fill="F3F4F6"/>
           </w:tcPr>
           <w:p>
@@ -1493,7 +1581,7 @@
         </w:tc>
         <w:tc>
           <w:tcPr>
-            <w:tcW w:type="dxa" w:w="2500"/>
+            <w:tcW w:type="dxa" w:w="2558"/>
             <w:shd w:val="clear" w:color="auto" w:fill="F3F4F6"/>
           </w:tcPr>
           <w:p>
@@ -1505,13 +1593,13 @@
                 <w:rFonts w:ascii="Arial" w:hAnsi="Arial"/>
                 <w:sz w:val="20"/>
               </w:rPr>
-              <w:t>Role-based + resource-based authorization, DBS/consent masking, read audit log</w:t>
+              <w:t>Role-based + resource-based authorization, DBS/ConsentSensitiveDetails whole-entity restriction, read audit log</w:t>
             </w:r>
           </w:p>
         </w:tc>
         <w:tc>
           <w:tcPr>
-            <w:tcW w:type="dxa" w:w="3200"/>
+            <w:tcW w:type="dxa" w:w="2772"/>
             <w:shd w:val="clear" w:color="auto" w:fill="F3F4F6"/>
           </w:tcPr>
           <w:p>
@@ -1529,7 +1617,7 @@
         </w:tc>
         <w:tc>
           <w:tcPr>
-            <w:tcW w:type="dxa" w:w="1200"/>
+            <w:tcW w:type="dxa" w:w="1421"/>
             <w:shd w:val="clear" w:color="auto" w:fill="F3F4F6"/>
           </w:tcPr>
           <w:p>
@@ -1541,13 +1629,13 @@
                 <w:rFonts w:ascii="Arial" w:hAnsi="Arial"/>
                 <w:sz w:val="20"/>
               </w:rPr>
-              <w:t>TC-006, TC-007, TC-008, TC-011</w:t>
+              <w:t>TC-006, TC-007, TC-008, TC-011, TC-014</w:t>
             </w:r>
           </w:p>
         </w:tc>
         <w:tc>
           <w:tcPr>
-            <w:tcW w:type="dxa" w:w="626"/>
+            <w:tcW w:type="dxa" w:w="854"/>
             <w:shd w:val="clear" w:color="auto" w:fill="F3F4F6"/>
           </w:tcPr>
           <w:p>
@@ -1567,7 +1655,7 @@
       <w:tr>
         <w:tc>
           <w:tcPr>
-            <w:tcW w:type="dxa" w:w="1500"/>
+            <w:tcW w:type="dxa" w:w="1421"/>
             <w:shd w:val="clear" w:color="auto" w:fill="FFFFFF"/>
           </w:tcPr>
           <w:p>
@@ -1585,7 +1673,7 @@
         </w:tc>
         <w:tc>
           <w:tcPr>
-            <w:tcW w:type="dxa" w:w="2500"/>
+            <w:tcW w:type="dxa" w:w="2558"/>
             <w:shd w:val="clear" w:color="auto" w:fill="FFFFFF"/>
           </w:tcPr>
           <w:p>
@@ -1603,7 +1691,7 @@
         </w:tc>
         <w:tc>
           <w:tcPr>
-            <w:tcW w:type="dxa" w:w="3200"/>
+            <w:tcW w:type="dxa" w:w="2772"/>
             <w:shd w:val="clear" w:color="auto" w:fill="FFFFFF"/>
           </w:tcPr>
           <w:p>
@@ -1621,7 +1709,7 @@
         </w:tc>
         <w:tc>
           <w:tcPr>
-            <w:tcW w:type="dxa" w:w="1200"/>
+            <w:tcW w:type="dxa" w:w="1421"/>
             <w:shd w:val="clear" w:color="auto" w:fill="FFFFFF"/>
           </w:tcPr>
           <w:p>
@@ -1639,7 +1727,7 @@
         </w:tc>
         <w:tc>
           <w:tcPr>
-            <w:tcW w:type="dxa" w:w="626"/>
+            <w:tcW w:type="dxa" w:w="854"/>
             <w:shd w:val="clear" w:color="auto" w:fill="FFFFFF"/>
           </w:tcPr>
           <w:p>
@@ -1659,7 +1747,7 @@
       <w:tr>
         <w:tc>
           <w:tcPr>
-            <w:tcW w:type="dxa" w:w="1500"/>
+            <w:tcW w:type="dxa" w:w="1421"/>
             <w:shd w:val="clear" w:color="auto" w:fill="F3F4F6"/>
           </w:tcPr>
           <w:p>
@@ -1677,7 +1765,7 @@
         </w:tc>
         <w:tc>
           <w:tcPr>
-            <w:tcW w:type="dxa" w:w="2500"/>
+            <w:tcW w:type="dxa" w:w="2558"/>
             <w:shd w:val="clear" w:color="auto" w:fill="F3F4F6"/>
           </w:tcPr>
           <w:p>
@@ -1695,7 +1783,7 @@
         </w:tc>
         <w:tc>
           <w:tcPr>
-            <w:tcW w:type="dxa" w:w="3200"/>
+            <w:tcW w:type="dxa" w:w="2772"/>
             <w:shd w:val="clear" w:color="auto" w:fill="F3F4F6"/>
           </w:tcPr>
           <w:p>
@@ -1713,7 +1801,7 @@
         </w:tc>
         <w:tc>
           <w:tcPr>
-            <w:tcW w:type="dxa" w:w="1200"/>
+            <w:tcW w:type="dxa" w:w="1421"/>
             <w:shd w:val="clear" w:color="auto" w:fill="F3F4F6"/>
           </w:tcPr>
           <w:p>
@@ -1731,7 +1819,7 @@
         </w:tc>
         <w:tc>
           <w:tcPr>
-            <w:tcW w:type="dxa" w:w="626"/>
+            <w:tcW w:type="dxa" w:w="854"/>
             <w:shd w:val="clear" w:color="auto" w:fill="F3F4F6"/>
           </w:tcPr>
           <w:p>
@@ -1751,7 +1839,7 @@
       <w:tr>
         <w:tc>
           <w:tcPr>
-            <w:tcW w:type="dxa" w:w="1500"/>
+            <w:tcW w:type="dxa" w:w="1421"/>
             <w:shd w:val="clear" w:color="auto" w:fill="FFFFFF"/>
           </w:tcPr>
           <w:p>
@@ -1763,13 +1851,13 @@
                 <w:rFonts w:ascii="Arial" w:hAnsi="Arial"/>
                 <w:sz w:val="20"/>
               </w:rPr>
-              <w:t>NFR-004 Compatibility (new)</w:t>
+              <w:t>NFR-004 Compatibility</w:t>
             </w:r>
           </w:p>
         </w:tc>
         <w:tc>
           <w:tcPr>
-            <w:tcW w:type="dxa" w:w="2500"/>
+            <w:tcW w:type="dxa" w:w="2558"/>
             <w:shd w:val="clear" w:color="auto" w:fill="FFFFFF"/>
           </w:tcPr>
           <w:p>
@@ -1787,7 +1875,7 @@
         </w:tc>
         <w:tc>
           <w:tcPr>
-            <w:tcW w:type="dxa" w:w="3200"/>
+            <w:tcW w:type="dxa" w:w="2772"/>
             <w:shd w:val="clear" w:color="auto" w:fill="FFFFFF"/>
           </w:tcPr>
           <w:p>
@@ -1805,7 +1893,7 @@
         </w:tc>
         <w:tc>
           <w:tcPr>
-            <w:tcW w:type="dxa" w:w="1200"/>
+            <w:tcW w:type="dxa" w:w="1421"/>
             <w:shd w:val="clear" w:color="auto" w:fill="FFFFFF"/>
           </w:tcPr>
           <w:p>
@@ -1823,7 +1911,7 @@
         </w:tc>
         <w:tc>
           <w:tcPr>
-            <w:tcW w:type="dxa" w:w="626"/>
+            <w:tcW w:type="dxa" w:w="854"/>
             <w:shd w:val="clear" w:color="auto" w:fill="FFFFFF"/>
           </w:tcPr>
           <w:p>
@@ -1845,20 +1933,6 @@
       <w:pPr>
         <w:spacing w:after="80"/>
       </w:pPr>
-    </w:p>
-    <w:p>
-      <w:pPr>
-        <w:spacing w:after="120" w:before="0"/>
-      </w:pPr>
-      <w:r>
-        <w:rPr>
-          <w:rFonts w:ascii="Arial" w:hAnsi="Arial"/>
-          <w:b w:val="0"/>
-          <w:i/>
-          <w:sz w:val="22"/>
-        </w:rPr>
-        <w:t>Note: BR-nnn identifiers here are provisional groupings assigned during design to enable traceability; formalise as discrete numbered BR-nnn/FR-nnn entries in requirements/business-requirements.md / functional.md if finer-grained tracking is needed before build.</w:t>
-      </w:r>
     </w:p>
     <w:sectPr>
       <w:headerReference w:type="default" r:id="rId9"/>

--- a/gates/design/VLMS_RTM.docx
+++ b/gates/design/VLMS_RTM.docx
@@ -201,7 +201,7 @@
                 <w:rFonts w:ascii="Arial" w:hAnsi="Arial"/>
                 <w:sz w:val="20"/>
               </w:rPr>
-              <w:t>1.2</w:t>
+              <w:t>1.3</w:t>
             </w:r>
           </w:p>
         </w:tc>
@@ -818,6 +818,80 @@
           </w:p>
         </w:tc>
       </w:tr>
+      <w:tr>
+        <w:tc>
+          <w:tcPr>
+            <w:tcW w:type="dxa" w:w="1150"/>
+            <w:shd w:val="clear" w:color="auto" w:fill="FFFFFF"/>
+          </w:tcPr>
+          <w:p>
+            <w:pPr>
+              <w:spacing w:after="40" w:before="40"/>
+            </w:pPr>
+            <w:r>
+              <w:rPr>
+                <w:rFonts w:ascii="Arial" w:hAnsi="Arial"/>
+                <w:sz w:val="20"/>
+              </w:rPr>
+              <w:t>1.3</w:t>
+            </w:r>
+          </w:p>
+        </w:tc>
+        <w:tc>
+          <w:tcPr>
+            <w:tcW w:type="dxa" w:w="1500"/>
+            <w:shd w:val="clear" w:color="auto" w:fill="FFFFFF"/>
+          </w:tcPr>
+          <w:p>
+            <w:pPr>
+              <w:spacing w:after="40" w:before="40"/>
+            </w:pPr>
+            <w:r>
+              <w:rPr>
+                <w:rFonts w:ascii="Arial" w:hAnsi="Arial"/>
+                <w:sz w:val="20"/>
+              </w:rPr>
+              <w:t>17 July 2026</w:t>
+            </w:r>
+          </w:p>
+        </w:tc>
+        <w:tc>
+          <w:tcPr>
+            <w:tcW w:type="dxa" w:w="2700"/>
+            <w:shd w:val="clear" w:color="auto" w:fill="FFFFFF"/>
+          </w:tcPr>
+          <w:p>
+            <w:pPr>
+              <w:spacing w:after="40" w:before="40"/>
+            </w:pPr>
+            <w:r>
+              <w:rPr>
+                <w:rFonts w:ascii="Arial" w:hAnsi="Arial"/>
+                <w:sz w:val="20"/>
+              </w:rPr>
+              <w:t>Philip</w:t>
+            </w:r>
+          </w:p>
+        </w:tc>
+        <w:tc>
+          <w:tcPr>
+            <w:tcW w:type="dxa" w:w="3676"/>
+            <w:shd w:val="clear" w:color="auto" w:fill="FFFFFF"/>
+          </w:tcPr>
+          <w:p>
+            <w:pPr>
+              <w:spacing w:after="40" w:before="40"/>
+            </w:pPr>
+            <w:r>
+              <w:rPr>
+                <w:rFonts w:ascii="Arial" w:hAnsi="Arial"/>
+                <w:sz w:val="20"/>
+              </w:rPr>
+              <w:t>Re-render addressing third design-gate review (Important finding, now fixed): BR-003 and NFR-001 design-ref columns renamed from DbCommandInterceptor to IMaterializationInterceptor, matching the corrected ADR-0004 audit-write mechanism.</w:t>
+            </w:r>
+          </w:p>
+        </w:tc>
+      </w:tr>
     </w:tbl>
     <w:p>
       <w:pPr>
@@ -909,7 +983,7 @@
       <w:tr>
         <w:tc>
           <w:tcPr>
-            <w:tcW w:type="dxa" w:w="1421"/>
+            <w:tcW w:type="dxa" w:w="1500"/>
             <w:shd w:val="clear" w:color="auto" w:fill="374151"/>
           </w:tcPr>
           <w:p>
@@ -929,7 +1003,7 @@
         </w:tc>
         <w:tc>
           <w:tcPr>
-            <w:tcW w:type="dxa" w:w="2558"/>
+            <w:tcW w:type="dxa" w:w="1900"/>
             <w:shd w:val="clear" w:color="auto" w:fill="374151"/>
           </w:tcPr>
           <w:p>
@@ -949,7 +1023,7 @@
         </w:tc>
         <w:tc>
           <w:tcPr>
-            <w:tcW w:type="dxa" w:w="2772"/>
+            <w:tcW w:type="dxa" w:w="3300"/>
             <w:shd w:val="clear" w:color="auto" w:fill="374151"/>
           </w:tcPr>
           <w:p>
@@ -969,7 +1043,7 @@
         </w:tc>
         <w:tc>
           <w:tcPr>
-            <w:tcW w:type="dxa" w:w="1421"/>
+            <w:tcW w:type="dxa" w:w="1300"/>
             <w:shd w:val="clear" w:color="auto" w:fill="374151"/>
           </w:tcPr>
           <w:p>
@@ -989,7 +1063,7 @@
         </w:tc>
         <w:tc>
           <w:tcPr>
-            <w:tcW w:type="dxa" w:w="854"/>
+            <w:tcW w:type="dxa" w:w="1026"/>
             <w:shd w:val="clear" w:color="auto" w:fill="374151"/>
           </w:tcPr>
           <w:p>
@@ -1011,7 +1085,7 @@
       <w:tr>
         <w:tc>
           <w:tcPr>
-            <w:tcW w:type="dxa" w:w="1421"/>
+            <w:tcW w:type="dxa" w:w="1500"/>
             <w:shd w:val="clear" w:color="auto" w:fill="F3F4F6"/>
           </w:tcPr>
           <w:p>
@@ -1029,7 +1103,7 @@
         </w:tc>
         <w:tc>
           <w:tcPr>
-            <w:tcW w:type="dxa" w:w="2558"/>
+            <w:tcW w:type="dxa" w:w="1900"/>
             <w:shd w:val="clear" w:color="auto" w:fill="F3F4F6"/>
           </w:tcPr>
           <w:p>
@@ -1047,7 +1121,7 @@
         </w:tc>
         <w:tc>
           <w:tcPr>
-            <w:tcW w:type="dxa" w:w="2772"/>
+            <w:tcW w:type="dxa" w:w="3300"/>
             <w:shd w:val="clear" w:color="auto" w:fill="F3F4F6"/>
           </w:tcPr>
           <w:p>
@@ -1065,7 +1139,7 @@
         </w:tc>
         <w:tc>
           <w:tcPr>
-            <w:tcW w:type="dxa" w:w="1421"/>
+            <w:tcW w:type="dxa" w:w="1300"/>
             <w:shd w:val="clear" w:color="auto" w:fill="F3F4F6"/>
           </w:tcPr>
           <w:p>
@@ -1083,7 +1157,7 @@
         </w:tc>
         <w:tc>
           <w:tcPr>
-            <w:tcW w:type="dxa" w:w="854"/>
+            <w:tcW w:type="dxa" w:w="1026"/>
             <w:shd w:val="clear" w:color="auto" w:fill="F3F4F6"/>
           </w:tcPr>
           <w:p>
@@ -1103,7 +1177,7 @@
       <w:tr>
         <w:tc>
           <w:tcPr>
-            <w:tcW w:type="dxa" w:w="1421"/>
+            <w:tcW w:type="dxa" w:w="1500"/>
             <w:shd w:val="clear" w:color="auto" w:fill="FFFFFF"/>
           </w:tcPr>
           <w:p>
@@ -1121,7 +1195,7 @@
         </w:tc>
         <w:tc>
           <w:tcPr>
-            <w:tcW w:type="dxa" w:w="2558"/>
+            <w:tcW w:type="dxa" w:w="1900"/>
             <w:shd w:val="clear" w:color="auto" w:fill="FFFFFF"/>
           </w:tcPr>
           <w:p>
@@ -1139,7 +1213,7 @@
         </w:tc>
         <w:tc>
           <w:tcPr>
-            <w:tcW w:type="dxa" w:w="2772"/>
+            <w:tcW w:type="dxa" w:w="3300"/>
             <w:shd w:val="clear" w:color="auto" w:fill="FFFFFF"/>
           </w:tcPr>
           <w:p>
@@ -1157,7 +1231,7 @@
         </w:tc>
         <w:tc>
           <w:tcPr>
-            <w:tcW w:type="dxa" w:w="1421"/>
+            <w:tcW w:type="dxa" w:w="1300"/>
             <w:shd w:val="clear" w:color="auto" w:fill="FFFFFF"/>
           </w:tcPr>
           <w:p>
@@ -1175,7 +1249,7 @@
         </w:tc>
         <w:tc>
           <w:tcPr>
-            <w:tcW w:type="dxa" w:w="854"/>
+            <w:tcW w:type="dxa" w:w="1026"/>
             <w:shd w:val="clear" w:color="auto" w:fill="FFFFFF"/>
           </w:tcPr>
           <w:p>
@@ -1195,7 +1269,7 @@
       <w:tr>
         <w:tc>
           <w:tcPr>
-            <w:tcW w:type="dxa" w:w="1421"/>
+            <w:tcW w:type="dxa" w:w="1500"/>
             <w:shd w:val="clear" w:color="auto" w:fill="F3F4F6"/>
           </w:tcPr>
           <w:p>
@@ -1213,7 +1287,7 @@
         </w:tc>
         <w:tc>
           <w:tcPr>
-            <w:tcW w:type="dxa" w:w="2558"/>
+            <w:tcW w:type="dxa" w:w="1900"/>
             <w:shd w:val="clear" w:color="auto" w:fill="F3F4F6"/>
           </w:tcPr>
           <w:p>
@@ -1231,7 +1305,7 @@
         </w:tc>
         <w:tc>
           <w:tcPr>
-            <w:tcW w:type="dxa" w:w="2772"/>
+            <w:tcW w:type="dxa" w:w="3300"/>
             <w:shd w:val="clear" w:color="auto" w:fill="F3F4F6"/>
           </w:tcPr>
           <w:p>
@@ -1243,13 +1317,13 @@
                 <w:rFonts w:ascii="Arial" w:hAnsi="Arial"/>
                 <w:sz w:val="20"/>
               </w:rPr>
-              <w:t>data-design.md (ConsentRecord, ConsentSensitiveDetails, DbsCheck, StudentGuardianLink, SensitiveDataAccessLog); low-level-design.md (ConsentExpiryJob, DbCommandInterceptor); ADR-0002, ADR-0004</w:t>
+              <w:t>data-design.md (ConsentRecord, ConsentSensitiveDetails, DbsCheck, StudentGuardianLink, SensitiveDataAccessLog); low-level-design.md (ConsentExpiryJob, IMaterializationInterceptor); ADR-0002, ADR-0004</w:t>
             </w:r>
           </w:p>
         </w:tc>
         <w:tc>
           <w:tcPr>
-            <w:tcW w:type="dxa" w:w="1421"/>
+            <w:tcW w:type="dxa" w:w="1300"/>
             <w:shd w:val="clear" w:color="auto" w:fill="F3F4F6"/>
           </w:tcPr>
           <w:p>
@@ -1267,7 +1341,7 @@
         </w:tc>
         <w:tc>
           <w:tcPr>
-            <w:tcW w:type="dxa" w:w="854"/>
+            <w:tcW w:type="dxa" w:w="1026"/>
             <w:shd w:val="clear" w:color="auto" w:fill="F3F4F6"/>
           </w:tcPr>
           <w:p>
@@ -1287,7 +1361,7 @@
       <w:tr>
         <w:tc>
           <w:tcPr>
-            <w:tcW w:type="dxa" w:w="1421"/>
+            <w:tcW w:type="dxa" w:w="1500"/>
             <w:shd w:val="clear" w:color="auto" w:fill="FFFFFF"/>
           </w:tcPr>
           <w:p>
@@ -1305,7 +1379,7 @@
         </w:tc>
         <w:tc>
           <w:tcPr>
-            <w:tcW w:type="dxa" w:w="2558"/>
+            <w:tcW w:type="dxa" w:w="1900"/>
             <w:shd w:val="clear" w:color="auto" w:fill="FFFFFF"/>
           </w:tcPr>
           <w:p>
@@ -1323,7 +1397,7 @@
         </w:tc>
         <w:tc>
           <w:tcPr>
-            <w:tcW w:type="dxa" w:w="2772"/>
+            <w:tcW w:type="dxa" w:w="3300"/>
             <w:shd w:val="clear" w:color="auto" w:fill="FFFFFF"/>
           </w:tcPr>
           <w:p>
@@ -1341,7 +1415,7 @@
         </w:tc>
         <w:tc>
           <w:tcPr>
-            <w:tcW w:type="dxa" w:w="1421"/>
+            <w:tcW w:type="dxa" w:w="1300"/>
             <w:shd w:val="clear" w:color="auto" w:fill="FFFFFF"/>
           </w:tcPr>
           <w:p>
@@ -1359,7 +1433,7 @@
         </w:tc>
         <w:tc>
           <w:tcPr>
-            <w:tcW w:type="dxa" w:w="854"/>
+            <w:tcW w:type="dxa" w:w="1026"/>
             <w:shd w:val="clear" w:color="auto" w:fill="FFFFFF"/>
           </w:tcPr>
           <w:p>
@@ -1379,7 +1453,7 @@
       <w:tr>
         <w:tc>
           <w:tcPr>
-            <w:tcW w:type="dxa" w:w="1421"/>
+            <w:tcW w:type="dxa" w:w="1500"/>
             <w:shd w:val="clear" w:color="auto" w:fill="F3F4F6"/>
           </w:tcPr>
           <w:p>
@@ -1397,7 +1471,7 @@
         </w:tc>
         <w:tc>
           <w:tcPr>
-            <w:tcW w:type="dxa" w:w="2558"/>
+            <w:tcW w:type="dxa" w:w="1900"/>
             <w:shd w:val="clear" w:color="auto" w:fill="F3F4F6"/>
           </w:tcPr>
           <w:p>
@@ -1415,7 +1489,7 @@
         </w:tc>
         <w:tc>
           <w:tcPr>
-            <w:tcW w:type="dxa" w:w="2772"/>
+            <w:tcW w:type="dxa" w:w="3300"/>
             <w:shd w:val="clear" w:color="auto" w:fill="F3F4F6"/>
           </w:tcPr>
           <w:p>
@@ -1433,7 +1507,7 @@
         </w:tc>
         <w:tc>
           <w:tcPr>
-            <w:tcW w:type="dxa" w:w="1421"/>
+            <w:tcW w:type="dxa" w:w="1300"/>
             <w:shd w:val="clear" w:color="auto" w:fill="F3F4F6"/>
           </w:tcPr>
           <w:p>
@@ -1451,7 +1525,7 @@
         </w:tc>
         <w:tc>
           <w:tcPr>
-            <w:tcW w:type="dxa" w:w="854"/>
+            <w:tcW w:type="dxa" w:w="1026"/>
             <w:shd w:val="clear" w:color="auto" w:fill="F3F4F6"/>
           </w:tcPr>
           <w:p>
@@ -1471,7 +1545,7 @@
       <w:tr>
         <w:tc>
           <w:tcPr>
-            <w:tcW w:type="dxa" w:w="1421"/>
+            <w:tcW w:type="dxa" w:w="1500"/>
             <w:shd w:val="clear" w:color="auto" w:fill="FFFFFF"/>
           </w:tcPr>
           <w:p>
@@ -1489,7 +1563,7 @@
         </w:tc>
         <w:tc>
           <w:tcPr>
-            <w:tcW w:type="dxa" w:w="2558"/>
+            <w:tcW w:type="dxa" w:w="1900"/>
             <w:shd w:val="clear" w:color="auto" w:fill="FFFFFF"/>
           </w:tcPr>
           <w:p>
@@ -1507,7 +1581,7 @@
         </w:tc>
         <w:tc>
           <w:tcPr>
-            <w:tcW w:type="dxa" w:w="2772"/>
+            <w:tcW w:type="dxa" w:w="3300"/>
             <w:shd w:val="clear" w:color="auto" w:fill="FFFFFF"/>
           </w:tcPr>
           <w:p>
@@ -1525,7 +1599,7 @@
         </w:tc>
         <w:tc>
           <w:tcPr>
-            <w:tcW w:type="dxa" w:w="1421"/>
+            <w:tcW w:type="dxa" w:w="1300"/>
             <w:shd w:val="clear" w:color="auto" w:fill="FFFFFF"/>
           </w:tcPr>
           <w:p>
@@ -1543,7 +1617,7 @@
         </w:tc>
         <w:tc>
           <w:tcPr>
-            <w:tcW w:type="dxa" w:w="854"/>
+            <w:tcW w:type="dxa" w:w="1026"/>
             <w:shd w:val="clear" w:color="auto" w:fill="FFFFFF"/>
           </w:tcPr>
           <w:p>
@@ -1563,7 +1637,7 @@
       <w:tr>
         <w:tc>
           <w:tcPr>
-            <w:tcW w:type="dxa" w:w="1421"/>
+            <w:tcW w:type="dxa" w:w="1500"/>
             <w:shd w:val="clear" w:color="auto" w:fill="F3F4F6"/>
           </w:tcPr>
           <w:p>
@@ -1581,7 +1655,7 @@
         </w:tc>
         <w:tc>
           <w:tcPr>
-            <w:tcW w:type="dxa" w:w="2558"/>
+            <w:tcW w:type="dxa" w:w="1900"/>
             <w:shd w:val="clear" w:color="auto" w:fill="F3F4F6"/>
           </w:tcPr>
           <w:p>
@@ -1599,7 +1673,7 @@
         </w:tc>
         <w:tc>
           <w:tcPr>
-            <w:tcW w:type="dxa" w:w="2772"/>
+            <w:tcW w:type="dxa" w:w="3300"/>
             <w:shd w:val="clear" w:color="auto" w:fill="F3F4F6"/>
           </w:tcPr>
           <w:p>
@@ -1617,7 +1691,7 @@
         </w:tc>
         <w:tc>
           <w:tcPr>
-            <w:tcW w:type="dxa" w:w="1421"/>
+            <w:tcW w:type="dxa" w:w="1300"/>
             <w:shd w:val="clear" w:color="auto" w:fill="F3F4F6"/>
           </w:tcPr>
           <w:p>
@@ -1635,7 +1709,7 @@
         </w:tc>
         <w:tc>
           <w:tcPr>
-            <w:tcW w:type="dxa" w:w="854"/>
+            <w:tcW w:type="dxa" w:w="1026"/>
             <w:shd w:val="clear" w:color="auto" w:fill="F3F4F6"/>
           </w:tcPr>
           <w:p>
@@ -1655,7 +1729,7 @@
       <w:tr>
         <w:tc>
           <w:tcPr>
-            <w:tcW w:type="dxa" w:w="1421"/>
+            <w:tcW w:type="dxa" w:w="1500"/>
             <w:shd w:val="clear" w:color="auto" w:fill="FFFFFF"/>
           </w:tcPr>
           <w:p>
@@ -1673,7 +1747,7 @@
         </w:tc>
         <w:tc>
           <w:tcPr>
-            <w:tcW w:type="dxa" w:w="2558"/>
+            <w:tcW w:type="dxa" w:w="1900"/>
             <w:shd w:val="clear" w:color="auto" w:fill="FFFFFF"/>
           </w:tcPr>
           <w:p>
@@ -1691,7 +1765,7 @@
         </w:tc>
         <w:tc>
           <w:tcPr>
-            <w:tcW w:type="dxa" w:w="2772"/>
+            <w:tcW w:type="dxa" w:w="3300"/>
             <w:shd w:val="clear" w:color="auto" w:fill="FFFFFF"/>
           </w:tcPr>
           <w:p>
@@ -1709,7 +1783,7 @@
         </w:tc>
         <w:tc>
           <w:tcPr>
-            <w:tcW w:type="dxa" w:w="1421"/>
+            <w:tcW w:type="dxa" w:w="1300"/>
             <w:shd w:val="clear" w:color="auto" w:fill="FFFFFF"/>
           </w:tcPr>
           <w:p>
@@ -1727,7 +1801,7 @@
         </w:tc>
         <w:tc>
           <w:tcPr>
-            <w:tcW w:type="dxa" w:w="854"/>
+            <w:tcW w:type="dxa" w:w="1026"/>
             <w:shd w:val="clear" w:color="auto" w:fill="FFFFFF"/>
           </w:tcPr>
           <w:p>
@@ -1747,7 +1821,7 @@
       <w:tr>
         <w:tc>
           <w:tcPr>
-            <w:tcW w:type="dxa" w:w="1421"/>
+            <w:tcW w:type="dxa" w:w="1500"/>
             <w:shd w:val="clear" w:color="auto" w:fill="F3F4F6"/>
           </w:tcPr>
           <w:p>
@@ -1765,7 +1839,7 @@
         </w:tc>
         <w:tc>
           <w:tcPr>
-            <w:tcW w:type="dxa" w:w="2558"/>
+            <w:tcW w:type="dxa" w:w="1900"/>
             <w:shd w:val="clear" w:color="auto" w:fill="F3F4F6"/>
           </w:tcPr>
           <w:p>
@@ -1783,7 +1857,7 @@
         </w:tc>
         <w:tc>
           <w:tcPr>
-            <w:tcW w:type="dxa" w:w="2772"/>
+            <w:tcW w:type="dxa" w:w="3300"/>
             <w:shd w:val="clear" w:color="auto" w:fill="F3F4F6"/>
           </w:tcPr>
           <w:p>
@@ -1801,7 +1875,7 @@
         </w:tc>
         <w:tc>
           <w:tcPr>
-            <w:tcW w:type="dxa" w:w="1421"/>
+            <w:tcW w:type="dxa" w:w="1300"/>
             <w:shd w:val="clear" w:color="auto" w:fill="F3F4F6"/>
           </w:tcPr>
           <w:p>
@@ -1819,7 +1893,7 @@
         </w:tc>
         <w:tc>
           <w:tcPr>
-            <w:tcW w:type="dxa" w:w="854"/>
+            <w:tcW w:type="dxa" w:w="1026"/>
             <w:shd w:val="clear" w:color="auto" w:fill="F3F4F6"/>
           </w:tcPr>
           <w:p>
@@ -1839,7 +1913,7 @@
       <w:tr>
         <w:tc>
           <w:tcPr>
-            <w:tcW w:type="dxa" w:w="1421"/>
+            <w:tcW w:type="dxa" w:w="1500"/>
             <w:shd w:val="clear" w:color="auto" w:fill="FFFFFF"/>
           </w:tcPr>
           <w:p>
@@ -1857,7 +1931,7 @@
         </w:tc>
         <w:tc>
           <w:tcPr>
-            <w:tcW w:type="dxa" w:w="2558"/>
+            <w:tcW w:type="dxa" w:w="1900"/>
             <w:shd w:val="clear" w:color="auto" w:fill="FFFFFF"/>
           </w:tcPr>
           <w:p>
@@ -1875,7 +1949,7 @@
         </w:tc>
         <w:tc>
           <w:tcPr>
-            <w:tcW w:type="dxa" w:w="2772"/>
+            <w:tcW w:type="dxa" w:w="3300"/>
             <w:shd w:val="clear" w:color="auto" w:fill="FFFFFF"/>
           </w:tcPr>
           <w:p>
@@ -1893,7 +1967,7 @@
         </w:tc>
         <w:tc>
           <w:tcPr>
-            <w:tcW w:type="dxa" w:w="1421"/>
+            <w:tcW w:type="dxa" w:w="1300"/>
             <w:shd w:val="clear" w:color="auto" w:fill="FFFFFF"/>
           </w:tcPr>
           <w:p>
@@ -1911,7 +1985,7 @@
         </w:tc>
         <w:tc>
           <w:tcPr>
-            <w:tcW w:type="dxa" w:w="854"/>
+            <w:tcW w:type="dxa" w:w="1026"/>
             <w:shd w:val="clear" w:color="auto" w:fill="FFFFFF"/>
           </w:tcPr>
           <w:p>
